--- a/PR_Letter.docx
+++ b/PR_Letter.docx
@@ -1694,7 +1694,7 @@
       </w:r>
       <w:r>
         <w:rPr/>
-        <w:t>(1)</w:t>
+        <w:t>Error: Reference source not found</w:t>
       </w:r>
       <w:r>
         <w:rPr/>
@@ -2414,149 +2414,89 @@
           <w:ilvl w:val="0"/>
           <w:numId w:val="0"/>
         </w:numPr>
-        <w:ind w:hanging="0" w:start="0" w:end="0"/>
-        <w:rPr/>
-      </w:pPr>
-      <w:r>
-        <w:rPr/>
-        <w:t>References</w:t>
-      </w:r>
-    </w:p>
-    <w:p>
-      <w:pPr>
-        <w:pStyle w:val="PRReferences"/>
-        <w:rPr/>
-      </w:pPr>
-      <w:r>
-        <w:rPr/>
-        <w:t xml:space="preserve">First author name, First author surname, Second author name, Second author surname and Third author name, Third author surname (year of publication). “Article Title”. In: </w:t>
-      </w:r>
-      <w:r>
-        <w:rPr>
-          <w:i/>
-          <w:iCs/>
-        </w:rPr>
-        <w:t xml:space="preserve">Journal Name </w:t>
-      </w:r>
-      <w:r>
-        <w:rPr/>
-        <w:t>Volume, page range. DOI: doi of the publication.</w:t>
-      </w:r>
-    </w:p>
-    <w:p>
-      <w:pPr>
-        <w:pStyle w:val="PRReferences"/>
-        <w:rPr/>
-      </w:pPr>
-      <w:r>
-        <w:rPr/>
-        <w:t xml:space="preserve">First author name, First author surname (year of conference). “Communication Title”. In: </w:t>
-      </w:r>
-      <w:r>
-        <w:rPr>
-          <w:i/>
-          <w:iCs/>
-        </w:rPr>
-        <w:t>Name of conference</w:t>
-      </w:r>
-      <w:r>
-        <w:rPr/>
-        <w:t>. City, Country of conference, page range when available.</w:t>
-      </w:r>
-    </w:p>
-    <w:p>
-      <w:pPr>
-        <w:pStyle w:val="PRReferences"/>
-        <w:rPr/>
-      </w:pPr>
-      <w:r>
-        <w:rPr/>
-        <w:t xml:space="preserve">First author name, First author surname (year of publication). “Title of the chapter”. In: </w:t>
-      </w:r>
-      <w:r>
-        <w:rPr>
-          <w:i/>
-          <w:iCs/>
-        </w:rPr>
-        <w:t>Book Title</w:t>
-      </w:r>
-      <w:r>
-        <w:rPr/>
-        <w:t>. Edition number (1</w:t>
-      </w:r>
-      <w:r>
-        <w:rPr>
-          <w:vertAlign w:val="superscript"/>
-        </w:rPr>
-        <w:t>st</w:t>
-      </w:r>
-      <w:r>
-        <w:rPr/>
-        <w:t>, 2</w:t>
-      </w:r>
-      <w:r>
-        <w:rPr>
-          <w:vertAlign w:val="superscript"/>
-        </w:rPr>
-        <w:t>nd</w:t>
-      </w:r>
-      <w:r>
-        <w:rPr/>
-        <w:t>, …) ed. Publisher.</w:t>
-      </w:r>
-    </w:p>
-    <w:p>
-      <w:pPr>
-        <w:pStyle w:val="PRReferences"/>
-        <w:rPr/>
-      </w:pPr>
-      <w:r>
-        <w:rPr/>
-        <w:t xml:space="preserve">First author name, First author surname (year of publication). </w:t>
-      </w:r>
-      <w:r>
-        <w:rPr>
-          <w:i/>
-          <w:iCs/>
-        </w:rPr>
-        <w:t>Book Title</w:t>
-      </w:r>
-      <w:r>
-        <w:rPr/>
-        <w:t>. Edition number (1</w:t>
-      </w:r>
-      <w:r>
-        <w:rPr>
-          <w:vertAlign w:val="superscript"/>
-        </w:rPr>
-        <w:t>st</w:t>
-      </w:r>
-      <w:r>
-        <w:rPr/>
-        <w:t>, 2</w:t>
-      </w:r>
-      <w:r>
-        <w:rPr>
-          <w:vertAlign w:val="superscript"/>
-        </w:rPr>
-        <w:t>nd</w:t>
-      </w:r>
-      <w:r>
-        <w:rPr/>
-        <w:t>, …) ed. Publisher.</w:t>
-      </w:r>
-    </w:p>
-    <w:p>
-      <w:pPr>
-        <w:pStyle w:val="PRReferences"/>
-        <w:rPr/>
-      </w:pPr>
-      <w:r>
-        <w:rPr/>
-        <w:t>Title of website. Available online: URL (accessed on Month Day, Year)</w:t>
-      </w:r>
-      <w:r>
-        <w:br w:type="page"/>
+        <w:ind w:hanging="0" w:start="0"/>
+        <w:rPr/>
+      </w:pPr>
+      <w:r>
+        <w:rPr/>
+        <w:t>Methods</w:t>
+      </w:r>
+    </w:p>
+    <w:p>
+      <w:pPr>
+        <w:pStyle w:val="PRMaintext"/>
+        <w:widowControl/>
+        <w:suppressAutoHyphens w:val="true"/>
+        <w:bidi w:val="0"/>
+        <w:spacing w:before="0" w:after="240"/>
+        <w:rPr>
+          <w:rFonts w:ascii="Open Sans" w:hAnsi="Open Sans"/>
+        </w:rPr>
+      </w:pPr>
+      <w:r>
+        <w:rPr>
+          <w:rStyle w:val="BookTitle"/>
+          <w:rFonts w:eastAsia="Aptos" w:cs="" w:cstheme="minorBidi" w:eastAsiaTheme="minorHAnsi"/>
+          <w:b w:val="false"/>
+          <w:bCs w:val="false"/>
+          <w:color w:val="auto"/>
+          <w:kern w:val="2"/>
+          <w:lang w:val="en-US" w:eastAsia="en-US" w:bidi="ar-SA"/>
+          <w14:ligatures w14:val="standardContextual"/>
+        </w:rPr>
+        <w:t>Methods are an optional section that is used only for the letter format. The methods section must be less than 3000 words in length and contain no tables or figures. The methods section is place</w:t>
+      </w:r>
+      <w:r>
+        <w:rPr>
+          <w:rStyle w:val="BookTitle"/>
+          <w:rFonts w:eastAsia="Aptos" w:cs="" w:cstheme="minorBidi" w:eastAsiaTheme="minorHAnsi"/>
+          <w:b w:val="false"/>
+          <w:bCs w:val="false"/>
+          <w:color w:val="auto"/>
+          <w:kern w:val="2"/>
+          <w:lang w:val="en-US" w:eastAsia="en-US" w:bidi="ar-SA"/>
+          <w14:ligatures w14:val="standardContextual"/>
+        </w:rPr>
+        <w:t>d</w:t>
+      </w:r>
+      <w:r>
+        <w:rPr>
+          <w:rStyle w:val="BookTitle"/>
+          <w:rFonts w:eastAsia="Aptos" w:cs="" w:cstheme="minorBidi" w:eastAsiaTheme="minorHAnsi"/>
+          <w:b w:val="false"/>
+          <w:bCs w:val="false"/>
+          <w:color w:val="auto"/>
+          <w:kern w:val="2"/>
+          <w:lang w:val="en-US" w:eastAsia="en-US" w:bidi="ar-SA"/>
+          <w14:ligatures w14:val="standardContextual"/>
+        </w:rPr>
+        <w:t xml:space="preserve"> after the </w:t>
+      </w:r>
+      <w:r>
+        <w:rPr>
+          <w:rStyle w:val="BookTitle"/>
+          <w:rFonts w:eastAsia="Aptos" w:cs="" w:cstheme="minorBidi" w:eastAsiaTheme="minorHAnsi"/>
+          <w:b w:val="false"/>
+          <w:bCs w:val="false"/>
+          <w:color w:val="auto"/>
+          <w:kern w:val="2"/>
+          <w:lang w:val="en-US" w:eastAsia="en-US" w:bidi="ar-SA"/>
+          <w14:ligatures w14:val="standardContextual"/>
+        </w:rPr>
+        <w:t>Open Science Declarations section</w:t>
+      </w:r>
+      <w:r>
+        <w:rPr>
+          <w:rStyle w:val="BookTitle"/>
+          <w:rFonts w:eastAsia="Aptos" w:cs="" w:cstheme="minorBidi" w:eastAsiaTheme="minorHAnsi"/>
+          <w:b w:val="false"/>
+          <w:bCs w:val="false"/>
+          <w:color w:val="auto"/>
+          <w:kern w:val="2"/>
+          <w:lang w:val="en-US" w:eastAsia="en-US" w:bidi="ar-SA"/>
+          <w14:ligatures w14:val="standardContextual"/>
+        </w:rPr>
+        <w:t>.</w:t>
       </w:r>
     </w:p>
     <w:p>
@@ -2566,35 +2506,148 @@
           <w:ilvl w:val="0"/>
           <w:numId w:val="0"/>
         </w:numPr>
-        <w:spacing w:before="0" w:after="202"/>
         <w:ind w:hanging="0" w:start="0" w:end="0"/>
         <w:rPr/>
       </w:pPr>
       <w:r>
         <w:rPr/>
-        <w:t>Methods</w:t>
-      </w:r>
-    </w:p>
-    <w:p>
-      <w:pPr>
-        <w:pStyle w:val="PRMaintext"/>
-        <w:widowControl/>
-        <w:suppressAutoHyphens w:val="true"/>
-        <w:bidi w:val="0"/>
-        <w:spacing w:before="0" w:after="240"/>
-        <w:rPr>
-          <w:rFonts w:ascii="Open Sans" w:hAnsi="Open Sans"/>
-        </w:rPr>
-      </w:pPr>
-      <w:r>
-        <w:rPr>
-          <w:rFonts w:eastAsia="Aptos" w:cs="" w:cstheme="minorBidi" w:eastAsiaTheme="minorHAnsi"/>
-          <w:color w:val="auto"/>
-          <w:kern w:val="2"/>
-          <w:lang w:val="en-US" w:eastAsia="en-US" w:bidi="ar-SA"/>
-          <w14:ligatures w14:val="standardContextual"/>
-        </w:rPr>
-        <w:t>Methods are an optional section that is used only for the letter format. The methods section must be less than 3000 words in length and contain no tables or figures. The methods section is places after the References section.</w:t>
+        <w:t>References</w:t>
+      </w:r>
+    </w:p>
+    <w:p>
+      <w:pPr>
+        <w:pStyle w:val="PRReferences"/>
+        <w:rPr/>
+      </w:pPr>
+      <w:r>
+        <w:rPr/>
+        <w:t xml:space="preserve">First author name, First author surname, Second author name, Second author surname and Third author name, Third author surname (year of publication). “Article Title”. In: </w:t>
+      </w:r>
+      <w:r>
+        <w:rPr>
+          <w:i/>
+          <w:iCs/>
+        </w:rPr>
+        <w:t xml:space="preserve">Journal Name </w:t>
+      </w:r>
+      <w:r>
+        <w:rPr/>
+        <w:t>Volume, page range. DOI: doi of the publication.</w:t>
+      </w:r>
+    </w:p>
+    <w:p>
+      <w:pPr>
+        <w:pStyle w:val="PRReferences"/>
+        <w:rPr/>
+      </w:pPr>
+      <w:r>
+        <w:rPr/>
+        <w:t xml:space="preserve">First author name, First author surname (year of conference). “Communication Title”. In: </w:t>
+      </w:r>
+      <w:r>
+        <w:rPr>
+          <w:i/>
+          <w:iCs/>
+        </w:rPr>
+        <w:t>Name of conference</w:t>
+      </w:r>
+      <w:r>
+        <w:rPr/>
+        <w:t>. City, Country of conference, page range when available.</w:t>
+      </w:r>
+    </w:p>
+    <w:p>
+      <w:pPr>
+        <w:pStyle w:val="PRReferences"/>
+        <w:rPr/>
+      </w:pPr>
+      <w:r>
+        <w:rPr/>
+        <w:t xml:space="preserve">First author name, First author surname (year of publication). “Title of the chapter”. In: </w:t>
+      </w:r>
+      <w:r>
+        <w:rPr>
+          <w:i/>
+          <w:iCs/>
+        </w:rPr>
+        <w:t>Book Title</w:t>
+      </w:r>
+      <w:r>
+        <w:rPr/>
+        <w:t>. Edition number (1</w:t>
+      </w:r>
+      <w:r>
+        <w:rPr>
+          <w:vertAlign w:val="superscript"/>
+        </w:rPr>
+        <w:t>st</w:t>
+      </w:r>
+      <w:r>
+        <w:rPr/>
+        <w:t>, 2</w:t>
+      </w:r>
+      <w:r>
+        <w:rPr>
+          <w:vertAlign w:val="superscript"/>
+        </w:rPr>
+        <w:t>nd</w:t>
+      </w:r>
+      <w:r>
+        <w:rPr/>
+        <w:t>, …) ed. Publisher.</w:t>
+      </w:r>
+    </w:p>
+    <w:p>
+      <w:pPr>
+        <w:pStyle w:val="PRReferences"/>
+        <w:rPr/>
+      </w:pPr>
+      <w:r>
+        <w:rPr/>
+        <w:t xml:space="preserve">First author name, First author surname (year of publication). </w:t>
+      </w:r>
+      <w:r>
+        <w:rPr>
+          <w:i/>
+          <w:iCs/>
+        </w:rPr>
+        <w:t>Book Title</w:t>
+      </w:r>
+      <w:r>
+        <w:rPr/>
+        <w:t>. Edition number (1</w:t>
+      </w:r>
+      <w:r>
+        <w:rPr>
+          <w:vertAlign w:val="superscript"/>
+        </w:rPr>
+        <w:t>st</w:t>
+      </w:r>
+      <w:r>
+        <w:rPr/>
+        <w:t>, 2</w:t>
+      </w:r>
+      <w:r>
+        <w:rPr>
+          <w:vertAlign w:val="superscript"/>
+        </w:rPr>
+        <w:t>nd</w:t>
+      </w:r>
+      <w:r>
+        <w:rPr/>
+        <w:t>, …) ed. Publisher.</w:t>
+      </w:r>
+    </w:p>
+    <w:p>
+      <w:pPr>
+        <w:pStyle w:val="PRReferences"/>
+        <w:spacing w:before="0" w:after="144"/>
+        <w:ind w:hanging="0"/>
+        <w:rPr/>
+      </w:pPr>
+      <w:r>
+        <w:rPr/>
+        <w:t>Title of website. Available online: URL (accessed on Month Day, Year)</w:t>
       </w:r>
     </w:p>
     <w:sectPr>
@@ -2665,7 +2718,7 @@
         </w:r>
         <w:r>
           <w:rPr/>
-          <w:t>6</w:t>
+          <w:t>5</w:t>
         </w:r>
         <w:r>
           <w:rPr/>
@@ -4732,8 +4785,8 @@
       <w:bCs/>
     </w:rPr>
   </w:style>
-  <w:style w:type="paragraph" w:styleId="FrameContents">
-    <w:name w:val="Frame Contents"/>
+  <w:style w:type="paragraph" w:styleId="FrameContentsuser">
+    <w:name w:val="Frame Contents (user)"/>
     <w:basedOn w:val="Normal"/>
     <w:qFormat/>
     <w:pPr/>
